--- a/VANDE MATARAM AT COLLEGE.docx
+++ b/VANDE MATARAM AT COLLEGE.docx
@@ -162,10 +162,11 @@
         <w:rPr>
           <w:rFonts w:ascii="Times New Roman" w:hAnsi="Times New Roman" w:cs="Times New Roman"/>
           <w:b/>
+          <w:noProof/>
           <w:color w:val="FF0000"/>
           <w:sz w:val="48"/>
           <w:szCs w:val="48"/>
-          <w:lang w:val="en-IN"/>
+          <w:lang w:val="en-IN" w:eastAsia="en-IN"/>
         </w:rPr>
         <w:drawing>
           <wp:anchor distT="0" distB="0" distL="114300" distR="114300" simplePos="0" relativeHeight="251660288" behindDoc="0" locked="0" layoutInCell="1" allowOverlap="1" wp14:anchorId="569DE746" wp14:editId="02BE3D07">
@@ -182,7 +183,7 @@
             <wp:docPr id="4" name="Picture 3" descr="A group of people in a classroom&#10;&#10;AI-generated content may be incorrect.">
               <a:extLst xmlns:a="http://schemas.openxmlformats.org/drawingml/2006/main">
                 <a:ext uri="{FF2B5EF4-FFF2-40B4-BE49-F238E27FC236}">
-                  <a16:creationId xmlns="" xmlns:p="http://schemas.openxmlformats.org/presentationml/2006/main" xmlns:a16="http://schemas.microsoft.com/office/drawing/2014/main" xmlns:lc="http://schemas.openxmlformats.org/drawingml/2006/lockedCanvas" id="{4919FF9B-463A-B700-2959-1461BE660CBF}"/>
+                  <a16:creationId xmlns:lc="http://schemas.openxmlformats.org/drawingml/2006/lockedCanvas" xmlns:a16="http://schemas.microsoft.com/office/drawing/2014/main" xmlns:p="http://schemas.openxmlformats.org/presentationml/2006/main" xmlns="" xmlns:w="http://schemas.openxmlformats.org/wordprocessingml/2006/main" xmlns:w10="urn:schemas-microsoft-com:office:word" xmlns:v="urn:schemas-microsoft-com:vml" xmlns:o="urn:schemas-microsoft-com:office:office" id="{4919FF9B-463A-B700-2959-1461BE660CBF}"/>
                 </a:ext>
               </a:extLst>
             </wp:docPr>
@@ -196,7 +197,7 @@
                     <pic:cNvPr id="4" name="Picture 3" descr="A group of people in a classroom&#10;&#10;AI-generated content may be incorrect.">
                       <a:extLst>
                         <a:ext uri="{FF2B5EF4-FFF2-40B4-BE49-F238E27FC236}">
-                          <a16:creationId xmlns="" xmlns:p="http://schemas.openxmlformats.org/presentationml/2006/main" xmlns:a16="http://schemas.microsoft.com/office/drawing/2014/main" xmlns:lc="http://schemas.openxmlformats.org/drawingml/2006/lockedCanvas" id="{4919FF9B-463A-B700-2959-1461BE660CBF}"/>
+                          <a16:creationId xmlns:lc="http://schemas.openxmlformats.org/drawingml/2006/lockedCanvas" xmlns:a16="http://schemas.microsoft.com/office/drawing/2014/main" xmlns:p="http://schemas.openxmlformats.org/presentationml/2006/main" xmlns="" xmlns:w="http://schemas.openxmlformats.org/wordprocessingml/2006/main" xmlns:w10="urn:schemas-microsoft-com:office:word" xmlns:v="urn:schemas-microsoft-com:vml" xmlns:o="urn:schemas-microsoft-com:office:office" id="{4919FF9B-463A-B700-2959-1461BE660CBF}"/>
                         </a:ext>
                       </a:extLst>
                     </pic:cNvPr>
@@ -336,10 +337,11 @@
         <w:rPr>
           <w:rFonts w:ascii="Times New Roman" w:hAnsi="Times New Roman" w:cs="Times New Roman"/>
           <w:b/>
+          <w:noProof/>
           <w:color w:val="EE0000"/>
           <w:sz w:val="24"/>
           <w:szCs w:val="24"/>
-          <w:lang w:val="en-IN"/>
+          <w:lang w:val="en-IN" w:eastAsia="en-IN"/>
         </w:rPr>
         <w:drawing>
           <wp:anchor distT="0" distB="0" distL="114300" distR="114300" simplePos="0" relativeHeight="251661312" behindDoc="0" locked="0" layoutInCell="1" allowOverlap="1" wp14:anchorId="603FFCDD" wp14:editId="11D49416">
@@ -356,7 +358,7 @@
             <wp:docPr id="8" name="Picture 7" descr="A group of people in a classroom&#10;&#10;AI-generated content may be incorrect.">
               <a:extLst xmlns:a="http://schemas.openxmlformats.org/drawingml/2006/main">
                 <a:ext uri="{FF2B5EF4-FFF2-40B4-BE49-F238E27FC236}">
-                  <a16:creationId xmlns="" xmlns:p="http://schemas.openxmlformats.org/presentationml/2006/main" xmlns:a16="http://schemas.microsoft.com/office/drawing/2014/main" xmlns:lc="http://schemas.openxmlformats.org/drawingml/2006/lockedCanvas" id="{29299F51-966B-5F5F-D241-ACD6B96326E5}"/>
+                  <a16:creationId xmlns:lc="http://schemas.openxmlformats.org/drawingml/2006/lockedCanvas" xmlns:a16="http://schemas.microsoft.com/office/drawing/2014/main" xmlns:p="http://schemas.openxmlformats.org/presentationml/2006/main" xmlns="" xmlns:w="http://schemas.openxmlformats.org/wordprocessingml/2006/main" xmlns:w10="urn:schemas-microsoft-com:office:word" xmlns:v="urn:schemas-microsoft-com:vml" xmlns:o="urn:schemas-microsoft-com:office:office" id="{29299F51-966B-5F5F-D241-ACD6B96326E5}"/>
                 </a:ext>
               </a:extLst>
             </wp:docPr>
@@ -370,7 +372,7 @@
                     <pic:cNvPr id="8" name="Picture 7" descr="A group of people in a classroom&#10;&#10;AI-generated content may be incorrect.">
                       <a:extLst>
                         <a:ext uri="{FF2B5EF4-FFF2-40B4-BE49-F238E27FC236}">
-                          <a16:creationId xmlns="" xmlns:p="http://schemas.openxmlformats.org/presentationml/2006/main" xmlns:a16="http://schemas.microsoft.com/office/drawing/2014/main" xmlns:lc="http://schemas.openxmlformats.org/drawingml/2006/lockedCanvas" id="{29299F51-966B-5F5F-D241-ACD6B96326E5}"/>
+                          <a16:creationId xmlns:lc="http://schemas.openxmlformats.org/drawingml/2006/lockedCanvas" xmlns:a16="http://schemas.microsoft.com/office/drawing/2014/main" xmlns:p="http://schemas.openxmlformats.org/presentationml/2006/main" xmlns="" xmlns:w="http://schemas.openxmlformats.org/wordprocessingml/2006/main" xmlns:w10="urn:schemas-microsoft-com:office:word" xmlns:v="urn:schemas-microsoft-com:vml" xmlns:o="urn:schemas-microsoft-com:office:office" id="{29299F51-966B-5F5F-D241-ACD6B96326E5}"/>
                         </a:ext>
                       </a:extLst>
                     </pic:cNvPr>
@@ -436,10 +438,11 @@
         <w:rPr>
           <w:rFonts w:ascii="Times New Roman" w:hAnsi="Times New Roman" w:cs="Times New Roman"/>
           <w:b/>
+          <w:noProof/>
           <w:color w:val="EE0000"/>
           <w:sz w:val="24"/>
           <w:szCs w:val="24"/>
-          <w:lang w:val="en-IN"/>
+          <w:lang w:val="en-IN" w:eastAsia="en-IN"/>
         </w:rPr>
         <w:drawing>
           <wp:anchor distT="0" distB="0" distL="114300" distR="114300" simplePos="0" relativeHeight="251662336" behindDoc="0" locked="0" layoutInCell="1" allowOverlap="1">
@@ -456,7 +459,7 @@
             <wp:docPr id="6" name="Picture 5" descr="A group of people sitting at desks in a classroom&#10;&#10;AI-generated content may be incorrect.">
               <a:extLst xmlns:a="http://schemas.openxmlformats.org/drawingml/2006/main">
                 <a:ext uri="{FF2B5EF4-FFF2-40B4-BE49-F238E27FC236}">
-                  <a16:creationId xmlns="" xmlns:p="http://schemas.openxmlformats.org/presentationml/2006/main" xmlns:a16="http://schemas.microsoft.com/office/drawing/2014/main" xmlns:lc="http://schemas.openxmlformats.org/drawingml/2006/lockedCanvas" id="{996766A8-04E9-29E4-EFC1-5BB7D25412CF}"/>
+                  <a16:creationId xmlns:lc="http://schemas.openxmlformats.org/drawingml/2006/lockedCanvas" xmlns:a16="http://schemas.microsoft.com/office/drawing/2014/main" xmlns:p="http://schemas.openxmlformats.org/presentationml/2006/main" xmlns="" xmlns:w="http://schemas.openxmlformats.org/wordprocessingml/2006/main" xmlns:w10="urn:schemas-microsoft-com:office:word" xmlns:v="urn:schemas-microsoft-com:vml" xmlns:o="urn:schemas-microsoft-com:office:office" id="{996766A8-04E9-29E4-EFC1-5BB7D25412CF}"/>
                 </a:ext>
               </a:extLst>
             </wp:docPr>
@@ -470,7 +473,7 @@
                     <pic:cNvPr id="6" name="Picture 5" descr="A group of people sitting at desks in a classroom&#10;&#10;AI-generated content may be incorrect.">
                       <a:extLst>
                         <a:ext uri="{FF2B5EF4-FFF2-40B4-BE49-F238E27FC236}">
-                          <a16:creationId xmlns="" xmlns:p="http://schemas.openxmlformats.org/presentationml/2006/main" xmlns:a16="http://schemas.microsoft.com/office/drawing/2014/main" xmlns:lc="http://schemas.openxmlformats.org/drawingml/2006/lockedCanvas" id="{996766A8-04E9-29E4-EFC1-5BB7D25412CF}"/>
+                          <a16:creationId xmlns:lc="http://schemas.openxmlformats.org/drawingml/2006/lockedCanvas" xmlns:a16="http://schemas.microsoft.com/office/drawing/2014/main" xmlns:p="http://schemas.openxmlformats.org/presentationml/2006/main" xmlns="" xmlns:w="http://schemas.openxmlformats.org/wordprocessingml/2006/main" xmlns:w10="urn:schemas-microsoft-com:office:word" xmlns:v="urn:schemas-microsoft-com:vml" xmlns:o="urn:schemas-microsoft-com:office:office" id="{996766A8-04E9-29E4-EFC1-5BB7D25412CF}"/>
                         </a:ext>
                       </a:extLst>
                     </pic:cNvPr>
@@ -657,7 +660,6 @@
         </w:rPr>
         <w:t xml:space="preserve">To instill a sense of patriotism and national pride among students by honoring the spirit and values of the national song </w:t>
       </w:r>
-      <w:proofErr w:type="spellStart"/>
       <w:r>
         <w:rPr>
           <w:rStyle w:val="Emphasis"/>
@@ -665,280 +667,211 @@
           <w:sz w:val="24"/>
           <w:szCs w:val="24"/>
         </w:rPr>
-        <w:t>Vande</w:t>
-      </w:r>
-      <w:proofErr w:type="spellEnd"/>
+        <w:t>Vande Mataram</w:t>
+      </w:r>
+      <w:r>
+        <w:rPr>
+          <w:rFonts w:ascii="Times New Roman" w:hAnsi="Times New Roman" w:cs="Times New Roman"/>
+          <w:sz w:val="24"/>
+          <w:szCs w:val="24"/>
+        </w:rPr>
+        <w:t>.</w:t>
+      </w:r>
+    </w:p>
+    <w:p>
+      <w:pPr>
+        <w:rPr>
+          <w:rFonts w:ascii="Times New Roman" w:hAnsi="Times New Roman" w:cs="Times New Roman"/>
+          <w:sz w:val="24"/>
+          <w:szCs w:val="24"/>
+        </w:rPr>
+      </w:pPr>
+      <w:r>
+        <w:rPr>
+          <w:rFonts w:ascii="Times New Roman" w:hAnsi="Times New Roman" w:cs="Times New Roman"/>
+          <w:b/>
+          <w:sz w:val="24"/>
+          <w:szCs w:val="24"/>
+          <w:u w:val="single"/>
+        </w:rPr>
+        <w:t xml:space="preserve">DATE:  </w:t>
+      </w:r>
+      <w:r>
+        <w:rPr>
+          <w:rFonts w:ascii="Times New Roman" w:hAnsi="Times New Roman" w:cs="Times New Roman"/>
+          <w:sz w:val="24"/>
+          <w:szCs w:val="24"/>
+        </w:rPr>
+        <w:t>07/11/2025</w:t>
+      </w:r>
+    </w:p>
+    <w:p>
+      <w:pPr>
+        <w:spacing w:before="0" w:beforeAutospacing="0"/>
+        <w:rPr>
+          <w:rFonts w:ascii="Times New Roman" w:hAnsi="Times New Roman" w:cs="Times New Roman"/>
+          <w:bCs/>
+          <w:sz w:val="24"/>
+          <w:szCs w:val="24"/>
+          <w:u w:val="single"/>
+        </w:rPr>
+      </w:pPr>
+      <w:r>
+        <w:rPr>
+          <w:rFonts w:ascii="Times New Roman" w:hAnsi="Times New Roman" w:cs="Times New Roman"/>
+          <w:b/>
+          <w:sz w:val="24"/>
+          <w:szCs w:val="24"/>
+          <w:u w:val="single"/>
+        </w:rPr>
+        <w:t>LOCATION</w:t>
+      </w:r>
+      <w:r>
+        <w:rPr>
+          <w:rFonts w:ascii="Times New Roman" w:hAnsi="Times New Roman" w:cs="Times New Roman"/>
+          <w:b/>
+          <w:sz w:val="24"/>
+          <w:szCs w:val="24"/>
+        </w:rPr>
+        <w:t xml:space="preserve">:  </w:t>
+      </w:r>
+      <w:r>
+        <w:rPr>
+          <w:rFonts w:ascii="Times New Roman" w:hAnsi="Times New Roman" w:cs="Times New Roman"/>
+          <w:bCs/>
+          <w:sz w:val="24"/>
+          <w:szCs w:val="24"/>
+        </w:rPr>
+        <w:t>F.G NAIK COLLEGE</w:t>
+      </w:r>
+    </w:p>
+    <w:p>
+      <w:pPr>
+        <w:rPr>
+          <w:rFonts w:ascii="Times New Roman" w:hAnsi="Times New Roman" w:cs="Times New Roman"/>
+          <w:color w:val="000000" w:themeColor="text1"/>
+          <w:sz w:val="24"/>
+          <w:szCs w:val="24"/>
+        </w:rPr>
+      </w:pPr>
+      <w:r>
+        <w:rPr>
+          <w:rFonts w:ascii="Times New Roman" w:hAnsi="Times New Roman" w:cs="Times New Roman"/>
+          <w:b/>
+          <w:sz w:val="24"/>
+          <w:szCs w:val="24"/>
+          <w:u w:val="single"/>
+        </w:rPr>
+        <w:t>PARTICIPATING STAFF</w:t>
+      </w:r>
+      <w:r>
+        <w:rPr>
+          <w:rFonts w:ascii="Times New Roman" w:hAnsi="Times New Roman" w:cs="Times New Roman"/>
+          <w:sz w:val="24"/>
+          <w:szCs w:val="24"/>
+        </w:rPr>
+        <w:t xml:space="preserve">: </w:t>
+      </w:r>
+      <w:r>
+        <w:rPr>
+          <w:rFonts w:ascii="Times New Roman" w:hAnsi="Times New Roman" w:cs="Times New Roman"/>
+          <w:color w:val="000000" w:themeColor="text1"/>
+          <w:sz w:val="24"/>
+          <w:szCs w:val="24"/>
+        </w:rPr>
+        <w:t>All the NSS volunteers, teaching and the non-teaching staff of the college.</w:t>
+      </w:r>
+    </w:p>
+    <w:p>
+      <w:pPr>
+        <w:rPr>
+          <w:rFonts w:ascii="Times New Roman" w:hAnsi="Times New Roman" w:cs="Times New Roman"/>
+          <w:color w:val="000000" w:themeColor="text1"/>
+          <w:sz w:val="24"/>
+          <w:szCs w:val="24"/>
+        </w:rPr>
+      </w:pPr>
+      <w:r>
+        <w:rPr>
+          <w:rFonts w:ascii="Times New Roman" w:hAnsi="Times New Roman" w:cs="Times New Roman"/>
+          <w:b/>
+          <w:sz w:val="24"/>
+          <w:szCs w:val="24"/>
+          <w:u w:val="single"/>
+        </w:rPr>
+        <w:t>NUMBER OF VOLUNTEERS  P</w:t>
+      </w:r>
+      <w:bookmarkStart w:id="0" w:name="_GoBack"/>
+      <w:bookmarkEnd w:id="0"/>
+      <w:r>
+        <w:rPr>
+          <w:rFonts w:ascii="Times New Roman" w:hAnsi="Times New Roman" w:cs="Times New Roman"/>
+          <w:b/>
+          <w:sz w:val="24"/>
+          <w:szCs w:val="24"/>
+          <w:u w:val="single"/>
+        </w:rPr>
+        <w:t>ARTICIPATING</w:t>
+      </w:r>
+      <w:r>
+        <w:rPr>
+          <w:rFonts w:ascii="Times New Roman" w:hAnsi="Times New Roman" w:cs="Times New Roman"/>
+          <w:sz w:val="24"/>
+          <w:szCs w:val="24"/>
+        </w:rPr>
+        <w:t xml:space="preserve">:  </w:t>
+      </w:r>
+      <w:r>
+        <w:rPr>
+          <w:rFonts w:ascii="Times New Roman" w:hAnsi="Times New Roman" w:cs="Times New Roman"/>
+          <w:color w:val="000000" w:themeColor="text1"/>
+          <w:sz w:val="24"/>
+          <w:szCs w:val="24"/>
+        </w:rPr>
+        <w:t>75</w:t>
+      </w:r>
+    </w:p>
+    <w:p>
+      <w:pPr>
+        <w:pStyle w:val="NormalWeb"/>
+        <w:jc w:val="both"/>
+      </w:pPr>
+      <w:r>
+        <w:t xml:space="preserve">The NSS Unit organized the </w:t>
+      </w:r>
+      <w:r>
+        <w:rPr>
+          <w:rStyle w:val="Strong"/>
+        </w:rPr>
+        <w:t>Vande Mataram</w:t>
+      </w:r>
+      <w:r>
+        <w:t xml:space="preserve"> program at the college to promote unity, patriotism, and respect for the nation. The event emphasized the historical and cultural significance of </w:t>
+      </w:r>
       <w:r>
         <w:rPr>
           <w:rStyle w:val="Emphasis"/>
-          <w:rFonts w:ascii="Times New Roman" w:hAnsi="Times New Roman" w:cs="Times New Roman"/>
-          <w:sz w:val="24"/>
-          <w:szCs w:val="24"/>
-        </w:rPr>
-        <w:t xml:space="preserve"> </w:t>
-      </w:r>
-      <w:proofErr w:type="spellStart"/>
+        </w:rPr>
+        <w:t>Vande Mataram</w:t>
+      </w:r>
+      <w:r>
+        <w:t xml:space="preserve"> and its role in inspiring India’s freedom struggle.</w:t>
+      </w:r>
+    </w:p>
+    <w:p>
+      <w:pPr>
+        <w:pStyle w:val="NormalWeb"/>
+        <w:jc w:val="both"/>
+      </w:pPr>
+      <w:r>
+        <w:t xml:space="preserve">Students actively participated by singing </w:t>
+      </w:r>
       <w:r>
         <w:rPr>
           <w:rStyle w:val="Emphasis"/>
-          <w:rFonts w:ascii="Times New Roman" w:hAnsi="Times New Roman" w:cs="Times New Roman"/>
-          <w:sz w:val="24"/>
-          <w:szCs w:val="24"/>
-        </w:rPr>
-        <w:t>Mataram</w:t>
-      </w:r>
-      <w:proofErr w:type="spellEnd"/>
-      <w:r>
-        <w:rPr>
-          <w:rFonts w:ascii="Times New Roman" w:hAnsi="Times New Roman" w:cs="Times New Roman"/>
-          <w:sz w:val="24"/>
-          <w:szCs w:val="24"/>
-        </w:rPr>
-        <w:t>.</w:t>
-      </w:r>
-    </w:p>
-    <w:p>
-      <w:pPr>
-        <w:rPr>
-          <w:rFonts w:ascii="Times New Roman" w:hAnsi="Times New Roman" w:cs="Times New Roman"/>
-          <w:sz w:val="24"/>
-          <w:szCs w:val="24"/>
-        </w:rPr>
-      </w:pPr>
-      <w:r>
-        <w:rPr>
-          <w:rFonts w:ascii="Times New Roman" w:hAnsi="Times New Roman" w:cs="Times New Roman"/>
-          <w:b/>
-          <w:sz w:val="24"/>
-          <w:szCs w:val="24"/>
-          <w:u w:val="single"/>
-        </w:rPr>
-        <w:t xml:space="preserve">DATE:  </w:t>
-      </w:r>
-      <w:r>
-        <w:rPr>
-          <w:rFonts w:ascii="Times New Roman" w:hAnsi="Times New Roman" w:cs="Times New Roman"/>
-          <w:sz w:val="24"/>
-          <w:szCs w:val="24"/>
-        </w:rPr>
-        <w:t>07/11/2025</w:t>
-      </w:r>
-    </w:p>
-    <w:p>
-      <w:pPr>
-        <w:spacing w:before="0" w:beforeAutospacing="0"/>
-        <w:rPr>
-          <w:rFonts w:ascii="Times New Roman" w:hAnsi="Times New Roman" w:cs="Times New Roman"/>
-          <w:bCs/>
-          <w:sz w:val="24"/>
-          <w:szCs w:val="24"/>
-          <w:u w:val="single"/>
-        </w:rPr>
-      </w:pPr>
-      <w:r>
-        <w:rPr>
-          <w:rFonts w:ascii="Times New Roman" w:hAnsi="Times New Roman" w:cs="Times New Roman"/>
-          <w:b/>
-          <w:sz w:val="24"/>
-          <w:szCs w:val="24"/>
-          <w:u w:val="single"/>
-        </w:rPr>
-        <w:t>LOCATION</w:t>
-      </w:r>
-      <w:r>
-        <w:rPr>
-          <w:rFonts w:ascii="Times New Roman" w:hAnsi="Times New Roman" w:cs="Times New Roman"/>
-          <w:b/>
-          <w:sz w:val="24"/>
-          <w:szCs w:val="24"/>
-        </w:rPr>
-        <w:t xml:space="preserve">:  </w:t>
-      </w:r>
-      <w:r>
-        <w:rPr>
-          <w:rFonts w:ascii="Times New Roman" w:hAnsi="Times New Roman" w:cs="Times New Roman"/>
-          <w:bCs/>
-          <w:sz w:val="24"/>
-          <w:szCs w:val="24"/>
-        </w:rPr>
-        <w:t>F.G NAIK COLLEGE</w:t>
-      </w:r>
-    </w:p>
-    <w:p>
-      <w:pPr>
-        <w:rPr>
-          <w:rFonts w:ascii="Times New Roman" w:hAnsi="Times New Roman" w:cs="Times New Roman"/>
-          <w:color w:val="000000" w:themeColor="text1"/>
-          <w:sz w:val="24"/>
-          <w:szCs w:val="24"/>
-        </w:rPr>
-      </w:pPr>
-      <w:r>
-        <w:rPr>
-          <w:rFonts w:ascii="Times New Roman" w:hAnsi="Times New Roman" w:cs="Times New Roman"/>
-          <w:b/>
-          <w:sz w:val="24"/>
-          <w:szCs w:val="24"/>
-          <w:u w:val="single"/>
-        </w:rPr>
-        <w:t>PARTICIPATING STAFF</w:t>
-      </w:r>
-      <w:r>
-        <w:rPr>
-          <w:rFonts w:ascii="Times New Roman" w:hAnsi="Times New Roman" w:cs="Times New Roman"/>
-          <w:sz w:val="24"/>
-          <w:szCs w:val="24"/>
-        </w:rPr>
-        <w:t xml:space="preserve">: </w:t>
-      </w:r>
-      <w:r>
-        <w:rPr>
-          <w:rFonts w:ascii="Times New Roman" w:hAnsi="Times New Roman" w:cs="Times New Roman"/>
-          <w:color w:val="000000" w:themeColor="text1"/>
-          <w:sz w:val="24"/>
-          <w:szCs w:val="24"/>
-        </w:rPr>
-        <w:t>All the NSS volunteers, teaching and the non-teaching staff of the college.</w:t>
-      </w:r>
-    </w:p>
-    <w:p>
-      <w:pPr>
-        <w:rPr>
-          <w:rFonts w:ascii="Times New Roman" w:hAnsi="Times New Roman" w:cs="Times New Roman"/>
-          <w:color w:val="FF0000"/>
-          <w:sz w:val="24"/>
-          <w:szCs w:val="24"/>
-        </w:rPr>
-      </w:pPr>
-      <w:r>
-        <w:rPr>
-          <w:rFonts w:ascii="Times New Roman" w:hAnsi="Times New Roman" w:cs="Times New Roman"/>
-          <w:b/>
-          <w:sz w:val="24"/>
-          <w:szCs w:val="24"/>
-          <w:u w:val="single"/>
-        </w:rPr>
-        <w:t xml:space="preserve">NUMBER OF </w:t>
-      </w:r>
-      <w:proofErr w:type="gramStart"/>
-      <w:r>
-        <w:rPr>
-          <w:rFonts w:ascii="Times New Roman" w:hAnsi="Times New Roman" w:cs="Times New Roman"/>
-          <w:b/>
-          <w:sz w:val="24"/>
-          <w:szCs w:val="24"/>
-          <w:u w:val="single"/>
-        </w:rPr>
-        <w:t>VOLUNTEERS  PARTICIPATING</w:t>
-      </w:r>
-      <w:proofErr w:type="gramEnd"/>
-      <w:r>
-        <w:rPr>
-          <w:rFonts w:ascii="Times New Roman" w:hAnsi="Times New Roman" w:cs="Times New Roman"/>
-          <w:sz w:val="24"/>
-          <w:szCs w:val="24"/>
-        </w:rPr>
-        <w:t xml:space="preserve">:  </w:t>
-      </w:r>
-      <w:r>
-        <w:rPr>
-          <w:rFonts w:ascii="Times New Roman" w:hAnsi="Times New Roman" w:cs="Times New Roman"/>
-          <w:color w:val="FF0000"/>
-          <w:sz w:val="24"/>
-          <w:szCs w:val="24"/>
-        </w:rPr>
-        <w:t>24</w:t>
-      </w:r>
-    </w:p>
-    <w:p>
-      <w:pPr>
-        <w:pStyle w:val="NormalWeb"/>
-        <w:jc w:val="both"/>
-      </w:pPr>
-      <w:r>
-        <w:t xml:space="preserve">The NSS Unit organized the </w:t>
-      </w:r>
-      <w:proofErr w:type="spellStart"/>
-      <w:r>
-        <w:rPr>
-          <w:rStyle w:val="Strong"/>
-        </w:rPr>
-        <w:t>Vande</w:t>
-      </w:r>
-      <w:proofErr w:type="spellEnd"/>
-      <w:r>
-        <w:rPr>
-          <w:rStyle w:val="Strong"/>
-        </w:rPr>
-        <w:t xml:space="preserve"> </w:t>
-      </w:r>
-      <w:proofErr w:type="spellStart"/>
-      <w:r>
-        <w:rPr>
-          <w:rStyle w:val="Strong"/>
-        </w:rPr>
-        <w:t>Mataram</w:t>
-      </w:r>
-      <w:proofErr w:type="spellEnd"/>
-      <w:r>
-        <w:t xml:space="preserve"> program at the college to promote unity, patriotism, and respect for the nation. The event emphasized the historical and cultural significance of </w:t>
-      </w:r>
-      <w:proofErr w:type="spellStart"/>
-      <w:r>
-        <w:rPr>
-          <w:rStyle w:val="Emphasis"/>
-        </w:rPr>
-        <w:t>Vande</w:t>
-      </w:r>
-      <w:proofErr w:type="spellEnd"/>
-      <w:r>
-        <w:rPr>
-          <w:rStyle w:val="Emphasis"/>
-        </w:rPr>
-        <w:t xml:space="preserve"> </w:t>
-      </w:r>
-      <w:proofErr w:type="spellStart"/>
-      <w:r>
-        <w:rPr>
-          <w:rStyle w:val="Emphasis"/>
-        </w:rPr>
-        <w:t>Mataram</w:t>
-      </w:r>
-      <w:proofErr w:type="spellEnd"/>
-      <w:r>
-        <w:t xml:space="preserve"> and its role in inspiring India’s freedom struggle.</w:t>
-      </w:r>
-    </w:p>
-    <w:p>
-      <w:pPr>
-        <w:pStyle w:val="NormalWeb"/>
-        <w:jc w:val="both"/>
-      </w:pPr>
-      <w:r>
-        <w:t xml:space="preserve">Students actively participated by singing </w:t>
-      </w:r>
-      <w:proofErr w:type="spellStart"/>
-      <w:r>
-        <w:rPr>
-          <w:rStyle w:val="Emphasis"/>
-        </w:rPr>
-        <w:t>Vande</w:t>
-      </w:r>
-      <w:proofErr w:type="spellEnd"/>
-      <w:r>
-        <w:rPr>
-          <w:rStyle w:val="Emphasis"/>
-        </w:rPr>
-        <w:t xml:space="preserve"> </w:t>
-      </w:r>
-      <w:proofErr w:type="spellStart"/>
-      <w:r>
-        <w:rPr>
-          <w:rStyle w:val="Emphasis"/>
-        </w:rPr>
-        <w:t>Mataram</w:t>
-      </w:r>
-      <w:proofErr w:type="spellEnd"/>
+        </w:rPr>
+        <w:t>Vande Mataram</w:t>
+      </w:r>
       <w:r>
         <w:t xml:space="preserve"> with devotion and discipline. The program created a sense of national pride and encouraged students to uphold the values of unity, dedication, and service to the nation.</w:t>
       </w:r>
@@ -972,23 +905,7 @@
         <w:jc w:val="both"/>
       </w:pPr>
       <w:r>
-        <w:t xml:space="preserve">The NSS Unit successfully conducted the </w:t>
-      </w:r>
-      <w:proofErr w:type="spellStart"/>
-      <w:r>
-        <w:t>Vande</w:t>
-      </w:r>
-      <w:proofErr w:type="spellEnd"/>
-      <w:r>
-        <w:t xml:space="preserve"> </w:t>
-      </w:r>
-      <w:proofErr w:type="spellStart"/>
-      <w:r>
-        <w:t>Mataram</w:t>
-      </w:r>
-      <w:proofErr w:type="spellEnd"/>
-      <w:r>
-        <w:t xml:space="preserve"> program at the college, strengthening feelings of unity, respect, and patriotism among students.</w:t>
+        <w:t>The NSS Unit successfully conducted the Vande Mataram program at the college, strengthening feelings of unity, respect, and patriotism among students.</w:t>
       </w:r>
     </w:p>
     <w:p>
@@ -1134,8 +1051,6 @@
           <w:szCs w:val="24"/>
         </w:rPr>
       </w:pPr>
-      <w:bookmarkStart w:id="0" w:name="_GoBack"/>
-      <w:bookmarkEnd w:id="0"/>
     </w:p>
     <w:p>
       <w:pPr>
@@ -1797,6 +1712,7 @@
   <w:style w:type="character" w:default="1" w:styleId="DefaultParagraphFont">
     <w:name w:val="Default Paragraph Font"/>
     <w:uiPriority w:val="1"/>
+    <w:semiHidden/>
     <w:unhideWhenUsed/>
   </w:style>
   <w:style w:type="table" w:default="1" w:styleId="TableNormal">
@@ -1857,6 +1773,37 @@
     <w:rPr>
       <w:b/>
       <w:bCs/>
+    </w:rPr>
+  </w:style>
+  <w:style w:type="paragraph" w:styleId="BalloonText">
+    <w:name w:val="Balloon Text"/>
+    <w:basedOn w:val="Normal"/>
+    <w:link w:val="BalloonTextChar"/>
+    <w:uiPriority w:val="99"/>
+    <w:semiHidden/>
+    <w:unhideWhenUsed/>
+    <w:rsid w:val="005A70D0"/>
+    <w:pPr>
+      <w:spacing w:before="0" w:after="0" w:line="240" w:lineRule="auto"/>
+    </w:pPr>
+    <w:rPr>
+      <w:rFonts w:ascii="Segoe UI" w:hAnsi="Segoe UI" w:cs="Segoe UI"/>
+      <w:sz w:val="18"/>
+      <w:szCs w:val="16"/>
+    </w:rPr>
+  </w:style>
+  <w:style w:type="character" w:customStyle="1" w:styleId="BalloonTextChar">
+    <w:name w:val="Balloon Text Char"/>
+    <w:basedOn w:val="DefaultParagraphFont"/>
+    <w:link w:val="BalloonText"/>
+    <w:uiPriority w:val="99"/>
+    <w:semiHidden/>
+    <w:rsid w:val="005A70D0"/>
+    <w:rPr>
+      <w:rFonts w:ascii="Segoe UI" w:eastAsia="Times New Roman" w:hAnsi="Segoe UI" w:cs="Segoe UI"/>
+      <w:sz w:val="18"/>
+      <w:szCs w:val="16"/>
+      <w:lang w:val="en-US" w:bidi="mr-IN"/>
     </w:rPr>
   </w:style>
 </w:styles>
